--- a/docs/Verra_Execution_Plan.docx
+++ b/docs/Verra_Execution_Plan.docx
@@ -2963,7 +2963,7 @@
         <w:spacing w:after="120" w:line="276"/>
       </w:pPr>
       <w:r>
-        <w:t xml:space="preserve">The clickable HTML prototype (verra-prototype.html) is the source of truth for look-and-feel, modeled on hazel.ai. Once the Figma desktop app + Dev Mode MCP are connected, build the Figma file in this order:</w:t>
+        <w:t xml:space="preserve">The clickable HTML prototype (verra-prototype.html) is the source of truth for look-and-feel, modeled on ideation. Once the Figma desktop app + Dev Mode MCP are connected, build the Figma file in this order:</w:t>
       </w:r>
     </w:p>
     <w:p>
